--- a/documentation/data-from-evaluation/Honours Project Evaluation Results Document.docx
+++ b/documentation/data-from-evaluation/Honours Project Evaluation Results Document.docx
@@ -2054,8 +2054,6 @@
       <w:pPr>
         <w:pStyle w:val="Heading1"/>
       </w:pPr>
-      <w:bookmarkStart w:id="1" w:name="_GoBack"/>
-      <w:bookmarkEnd w:id="1"/>
       <w:r>
         <w:lastRenderedPageBreak/>
         <w:t>Baseline Data</w:t>
@@ -2066,14 +2064,14 @@
       <w:pPr>
         <w:pStyle w:val="Heading2"/>
       </w:pPr>
-      <w:bookmarkStart w:id="2" w:name="_Toc225025840"/>
+      <w:bookmarkStart w:id="1" w:name="_Toc225025840"/>
       <w:r>
         <w:t>1</w:t>
       </w:r>
       <w:r>
         <w:t>A</w:t>
       </w:r>
-      <w:bookmarkEnd w:id="2"/>
+      <w:bookmarkEnd w:id="1"/>
     </w:p>
     <w:tbl>
       <w:tblPr>
@@ -5783,11 +5781,11 @@
       <w:pPr>
         <w:pStyle w:val="Heading2"/>
       </w:pPr>
-      <w:bookmarkStart w:id="3" w:name="_Toc225025841"/>
+      <w:bookmarkStart w:id="2" w:name="_Toc225025841"/>
       <w:r>
         <w:t>2B</w:t>
       </w:r>
-      <w:bookmarkEnd w:id="3"/>
+      <w:bookmarkEnd w:id="2"/>
     </w:p>
     <w:tbl>
       <w:tblPr>
@@ -9687,11 +9685,11 @@
       <w:pPr>
         <w:pStyle w:val="Heading2"/>
       </w:pPr>
-      <w:bookmarkStart w:id="4" w:name="_Toc225025842"/>
+      <w:bookmarkStart w:id="3" w:name="_Toc225025842"/>
       <w:r>
         <w:t>3C – With outlier data</w:t>
       </w:r>
-      <w:bookmarkEnd w:id="4"/>
+      <w:bookmarkEnd w:id="3"/>
     </w:p>
     <w:tbl>
       <w:tblPr>
@@ -13004,11 +13002,11 @@
       <w:pPr>
         <w:pStyle w:val="Heading2"/>
       </w:pPr>
-      <w:bookmarkStart w:id="5" w:name="_Toc225025843"/>
+      <w:bookmarkStart w:id="4" w:name="_Toc225025843"/>
       <w:r>
         <w:t>3C – Without outlier data</w:t>
       </w:r>
-      <w:bookmarkEnd w:id="5"/>
+      <w:bookmarkEnd w:id="4"/>
     </w:p>
     <w:tbl>
       <w:tblPr>
@@ -16278,11 +16276,11 @@
       <w:pPr>
         <w:pStyle w:val="Heading2"/>
       </w:pPr>
-      <w:bookmarkStart w:id="6" w:name="_Toc225025844"/>
+      <w:bookmarkStart w:id="5" w:name="_Toc225025844"/>
       <w:r>
         <w:t>4D</w:t>
       </w:r>
-      <w:bookmarkEnd w:id="6"/>
+      <w:bookmarkEnd w:id="5"/>
     </w:p>
     <w:tbl>
       <w:tblPr>
@@ -18956,7 +18954,7 @@
       <w:pPr>
         <w:pStyle w:val="Heading1"/>
       </w:pPr>
-      <w:bookmarkStart w:id="7" w:name="_Toc225025845"/>
+      <w:bookmarkStart w:id="6" w:name="_Toc225025845"/>
       <w:r>
         <w:lastRenderedPageBreak/>
         <w:t>Week 1</w:t>
@@ -18964,17 +18962,17 @@
       <w:r>
         <w:t xml:space="preserve"> Data</w:t>
       </w:r>
-      <w:bookmarkEnd w:id="7"/>
+      <w:bookmarkEnd w:id="6"/>
     </w:p>
     <w:p>
       <w:pPr>
         <w:pStyle w:val="Heading2"/>
       </w:pPr>
-      <w:bookmarkStart w:id="8" w:name="_Toc225025846"/>
+      <w:bookmarkStart w:id="7" w:name="_Toc225025846"/>
       <w:r>
         <w:t>1A</w:t>
       </w:r>
-      <w:bookmarkEnd w:id="8"/>
+      <w:bookmarkEnd w:id="7"/>
     </w:p>
     <w:tbl>
       <w:tblPr>
@@ -22186,11 +22184,11 @@
       <w:pPr>
         <w:pStyle w:val="Heading2"/>
       </w:pPr>
-      <w:bookmarkStart w:id="9" w:name="_Toc225025847"/>
+      <w:bookmarkStart w:id="8" w:name="_Toc225025847"/>
       <w:r>
         <w:t>2B</w:t>
       </w:r>
-      <w:bookmarkEnd w:id="9"/>
+      <w:bookmarkEnd w:id="8"/>
     </w:p>
     <w:tbl>
       <w:tblPr>
@@ -25583,11 +25581,11 @@
       <w:pPr>
         <w:pStyle w:val="Heading2"/>
       </w:pPr>
-      <w:bookmarkStart w:id="10" w:name="_Toc225025848"/>
+      <w:bookmarkStart w:id="9" w:name="_Toc225025848"/>
       <w:r>
         <w:t>3C</w:t>
       </w:r>
-      <w:bookmarkEnd w:id="10"/>
+      <w:bookmarkEnd w:id="9"/>
     </w:p>
     <w:tbl>
       <w:tblPr>
@@ -28007,11 +28005,11 @@
       <w:pPr>
         <w:pStyle w:val="Heading2"/>
       </w:pPr>
-      <w:bookmarkStart w:id="11" w:name="_Toc225025849"/>
+      <w:bookmarkStart w:id="10" w:name="_Toc225025849"/>
       <w:r>
         <w:t>4D</w:t>
       </w:r>
-      <w:bookmarkEnd w:id="11"/>
+      <w:bookmarkEnd w:id="10"/>
     </w:p>
     <w:tbl>
       <w:tblPr>
@@ -31075,7 +31073,7 @@
       <w:pPr>
         <w:pStyle w:val="Heading1"/>
       </w:pPr>
-      <w:bookmarkStart w:id="12" w:name="_Toc225025850"/>
+      <w:bookmarkStart w:id="11" w:name="_Toc225025850"/>
       <w:r>
         <w:lastRenderedPageBreak/>
         <w:t>Week 2</w:t>
@@ -31083,17 +31081,17 @@
       <w:r>
         <w:t xml:space="preserve"> Data</w:t>
       </w:r>
-      <w:bookmarkEnd w:id="12"/>
+      <w:bookmarkEnd w:id="11"/>
     </w:p>
     <w:p>
       <w:pPr>
         <w:pStyle w:val="Heading2"/>
       </w:pPr>
-      <w:bookmarkStart w:id="13" w:name="_Toc225025851"/>
+      <w:bookmarkStart w:id="12" w:name="_Toc225025851"/>
       <w:r>
         <w:t>1A</w:t>
       </w:r>
-      <w:bookmarkEnd w:id="13"/>
+      <w:bookmarkEnd w:id="12"/>
     </w:p>
     <w:tbl>
       <w:tblPr>
@@ -33934,11 +33932,11 @@
       <w:pPr>
         <w:pStyle w:val="Heading2"/>
       </w:pPr>
-      <w:bookmarkStart w:id="14" w:name="_Toc225025852"/>
+      <w:bookmarkStart w:id="13" w:name="_Toc225025852"/>
       <w:r>
         <w:t>2B</w:t>
       </w:r>
-      <w:bookmarkEnd w:id="14"/>
+      <w:bookmarkEnd w:id="13"/>
     </w:p>
     <w:tbl>
       <w:tblPr>
@@ -36992,11 +36990,11 @@
       <w:pPr>
         <w:pStyle w:val="Heading2"/>
       </w:pPr>
-      <w:bookmarkStart w:id="15" w:name="_Toc225025853"/>
+      <w:bookmarkStart w:id="14" w:name="_Toc225025853"/>
       <w:r>
         <w:t>3C</w:t>
       </w:r>
-      <w:bookmarkEnd w:id="15"/>
+      <w:bookmarkEnd w:id="14"/>
     </w:p>
     <w:tbl>
       <w:tblPr>
@@ -39872,11 +39870,11 @@
       <w:pPr>
         <w:pStyle w:val="Heading2"/>
       </w:pPr>
-      <w:bookmarkStart w:id="16" w:name="_Toc225025854"/>
+      <w:bookmarkStart w:id="15" w:name="_Toc225025854"/>
       <w:r>
         <w:t>4D</w:t>
       </w:r>
-      <w:bookmarkEnd w:id="16"/>
+      <w:bookmarkEnd w:id="15"/>
     </w:p>
     <w:tbl>
       <w:tblPr>
@@ -42548,7 +42546,7 @@
       <w:pPr>
         <w:pStyle w:val="Heading1"/>
       </w:pPr>
-      <w:bookmarkStart w:id="17" w:name="_Toc225025855"/>
+      <w:bookmarkStart w:id="16" w:name="_Toc225025855"/>
       <w:r>
         <w:lastRenderedPageBreak/>
         <w:t>Week 3</w:t>
@@ -42556,17 +42554,17 @@
       <w:r>
         <w:t xml:space="preserve"> Data</w:t>
       </w:r>
-      <w:bookmarkEnd w:id="17"/>
+      <w:bookmarkEnd w:id="16"/>
     </w:p>
     <w:p>
       <w:pPr>
         <w:pStyle w:val="Heading2"/>
       </w:pPr>
-      <w:bookmarkStart w:id="18" w:name="_Toc225025856"/>
+      <w:bookmarkStart w:id="17" w:name="_Toc225025856"/>
       <w:r>
         <w:t>1A</w:t>
       </w:r>
-      <w:bookmarkEnd w:id="18"/>
+      <w:bookmarkEnd w:id="17"/>
     </w:p>
     <w:tbl>
       <w:tblPr>
@@ -45402,11 +45400,11 @@
       <w:pPr>
         <w:pStyle w:val="Heading2"/>
       </w:pPr>
-      <w:bookmarkStart w:id="19" w:name="_Toc225025857"/>
+      <w:bookmarkStart w:id="18" w:name="_Toc225025857"/>
       <w:r>
         <w:t>2B</w:t>
       </w:r>
-      <w:bookmarkEnd w:id="19"/>
+      <w:bookmarkEnd w:id="18"/>
     </w:p>
     <w:tbl>
       <w:tblPr>
@@ -47780,11 +47778,11 @@
       <w:pPr>
         <w:pStyle w:val="Heading2"/>
       </w:pPr>
-      <w:bookmarkStart w:id="20" w:name="_Toc225025858"/>
+      <w:bookmarkStart w:id="19" w:name="_Toc225025858"/>
       <w:r>
         <w:t>3C</w:t>
       </w:r>
-      <w:bookmarkEnd w:id="20"/>
+      <w:bookmarkEnd w:id="19"/>
     </w:p>
     <w:tbl>
       <w:tblPr>
@@ -50859,11 +50857,11 @@
       <w:pPr>
         <w:pStyle w:val="Heading2"/>
       </w:pPr>
-      <w:bookmarkStart w:id="21" w:name="_Toc225025859"/>
+      <w:bookmarkStart w:id="20" w:name="_Toc225025859"/>
       <w:r>
         <w:t>4D</w:t>
       </w:r>
-      <w:bookmarkEnd w:id="21"/>
+      <w:bookmarkEnd w:id="20"/>
     </w:p>
     <w:tbl>
       <w:tblPr>
@@ -53732,10 +53730,183 @@
         <w:t>8.15% (decrease)</w:t>
       </w:r>
     </w:p>
+    <w:p>
+      <w:r>
+        <w:br w:type="page"/>
+      </w:r>
+    </w:p>
+    <w:p>
+      <w:pPr>
+        <w:pStyle w:val="Heading1"/>
+      </w:pPr>
+      <w:r>
+        <w:lastRenderedPageBreak/>
+        <w:t>Brief results write-up / notes</w:t>
+      </w:r>
+    </w:p>
     <w:p/>
+    <w:p>
+      <w:r>
+        <w:t>(without outlier data)</w:t>
+      </w:r>
+    </w:p>
+    <w:p>
+      <w:r>
+        <w:rPr>
+          <w:noProof/>
+          <w:lang w:eastAsia="en-GB"/>
+        </w:rPr>
+        <w:drawing>
+          <wp:inline distT="0" distB="0" distL="0" distR="0" wp14:anchorId="7DAB39F7">
+            <wp:extent cx="5922024" cy="3558540"/>
+            <wp:effectExtent l="0" t="0" r="2540" b="3810"/>
+            <wp:docPr id="2" name="Picture 2"/>
+            <wp:cNvGraphicFramePr>
+              <a:graphicFrameLocks xmlns:a="http://schemas.openxmlformats.org/drawingml/2006/main" noChangeAspect="1"/>
+            </wp:cNvGraphicFramePr>
+            <a:graphic xmlns:a="http://schemas.openxmlformats.org/drawingml/2006/main">
+              <a:graphicData uri="http://schemas.openxmlformats.org/drawingml/2006/picture">
+                <pic:pic xmlns:pic="http://schemas.openxmlformats.org/drawingml/2006/picture">
+                  <pic:nvPicPr>
+                    <pic:cNvPr id="0" name="Picture 2"/>
+                    <pic:cNvPicPr>
+                      <a:picLocks noChangeAspect="1" noChangeArrowheads="1"/>
+                    </pic:cNvPicPr>
+                  </pic:nvPicPr>
+                  <pic:blipFill>
+                    <a:blip r:embed="rId7">
+                      <a:extLst>
+                        <a:ext uri="{28A0092B-C50C-407E-A947-70E740481C1C}">
+                          <a14:useLocalDpi xmlns:a14="http://schemas.microsoft.com/office/drawing/2010/main" val="0"/>
+                        </a:ext>
+                      </a:extLst>
+                    </a:blip>
+                    <a:srcRect/>
+                    <a:stretch>
+                      <a:fillRect/>
+                    </a:stretch>
+                  </pic:blipFill>
+                  <pic:spPr bwMode="auto">
+                    <a:xfrm>
+                      <a:off x="0" y="0"/>
+                      <a:ext cx="5938606" cy="3568504"/>
+                    </a:xfrm>
+                    <a:prstGeom prst="rect">
+                      <a:avLst/>
+                    </a:prstGeom>
+                    <a:noFill/>
+                  </pic:spPr>
+                </pic:pic>
+              </a:graphicData>
+            </a:graphic>
+          </wp:inline>
+        </w:drawing>
+      </w:r>
+    </w:p>
+    <w:p/>
+    <w:p>
+      <w:r>
+        <w:t>(with 3c baseline outlier data)</w:t>
+      </w:r>
+    </w:p>
+    <w:p>
+      <w:r>
+        <w:rPr>
+          <w:noProof/>
+          <w:lang w:eastAsia="en-GB"/>
+        </w:rPr>
+        <w:drawing>
+          <wp:inline distT="0" distB="0" distL="0" distR="0" wp14:anchorId="4FD26BFA">
+            <wp:extent cx="6157595" cy="3700095"/>
+            <wp:effectExtent l="0" t="0" r="0" b="0"/>
+            <wp:docPr id="4" name="Picture 4"/>
+            <wp:cNvGraphicFramePr>
+              <a:graphicFrameLocks xmlns:a="http://schemas.openxmlformats.org/drawingml/2006/main" noChangeAspect="1"/>
+            </wp:cNvGraphicFramePr>
+            <a:graphic xmlns:a="http://schemas.openxmlformats.org/drawingml/2006/main">
+              <a:graphicData uri="http://schemas.openxmlformats.org/drawingml/2006/picture">
+                <pic:pic xmlns:pic="http://schemas.openxmlformats.org/drawingml/2006/picture">
+                  <pic:nvPicPr>
+                    <pic:cNvPr id="0" name="Picture 4"/>
+                    <pic:cNvPicPr>
+                      <a:picLocks noChangeAspect="1" noChangeArrowheads="1"/>
+                    </pic:cNvPicPr>
+                  </pic:nvPicPr>
+                  <pic:blipFill>
+                    <a:blip r:embed="rId8">
+                      <a:extLst>
+                        <a:ext uri="{28A0092B-C50C-407E-A947-70E740481C1C}">
+                          <a14:useLocalDpi xmlns:a14="http://schemas.microsoft.com/office/drawing/2010/main" val="0"/>
+                        </a:ext>
+                      </a:extLst>
+                    </a:blip>
+                    <a:srcRect/>
+                    <a:stretch>
+                      <a:fillRect/>
+                    </a:stretch>
+                  </pic:blipFill>
+                  <pic:spPr bwMode="auto">
+                    <a:xfrm>
+                      <a:off x="0" y="0"/>
+                      <a:ext cx="6167701" cy="3706168"/>
+                    </a:xfrm>
+                    <a:prstGeom prst="rect">
+                      <a:avLst/>
+                    </a:prstGeom>
+                    <a:noFill/>
+                  </pic:spPr>
+                </pic:pic>
+              </a:graphicData>
+            </a:graphic>
+          </wp:inline>
+        </w:drawing>
+      </w:r>
+    </w:p>
+    <w:p>
+      <w:r>
+        <w:lastRenderedPageBreak/>
+        <w:t xml:space="preserve">1A’s usage dropped an insignificant amount, before increasing, and then taking a massive dip (may be due to external factors or android </w:t>
+      </w:r>
+      <w:proofErr w:type="spellStart"/>
+      <w:r>
+        <w:t>usagestats</w:t>
+      </w:r>
+      <w:proofErr w:type="spellEnd"/>
+      <w:r>
+        <w:t xml:space="preserve"> resetting collection)</w:t>
+      </w:r>
+    </w:p>
+    <w:p>
+      <w:r>
+        <w:t xml:space="preserve">2B’s usage seems to fluctuate up and down, </w:t>
+      </w:r>
+      <w:r>
+        <w:t>but has risen since baseline</w:t>
+      </w:r>
+    </w:p>
+    <w:p>
+      <w:r>
+        <w:t>Even excluding outlier data, usage from 3C dropped comparing baseline to week 3</w:t>
+      </w:r>
+      <w:r>
+        <w:t xml:space="preserve">, </w:t>
+      </w:r>
+      <w:r>
+        <w:t>3C looks to be the only participant whose usage dropped and stayed at a lower level throughout the remainder of the evaluation period</w:t>
+      </w:r>
+    </w:p>
+    <w:p>
+      <w:r>
+        <w:t>4D usage looks to have increased as well, though not a troubling amount</w:t>
+      </w:r>
+    </w:p>
+    <w:p>
+      <w:bookmarkStart w:id="21" w:name="_GoBack"/>
+      <w:bookmarkEnd w:id="21"/>
+    </w:p>
     <w:sectPr>
-      <w:headerReference w:type="default" r:id="rId7"/>
-      <w:footerReference w:type="default" r:id="rId8"/>
+      <w:headerReference w:type="default" r:id="rId9"/>
+      <w:footerReference w:type="default" r:id="rId10"/>
       <w:pgSz w:w="11906" w:h="16838"/>
       <w:pgMar w:top="1440" w:right="1440" w:bottom="1440" w:left="1440" w:header="708" w:footer="708" w:gutter="0"/>
       <w:pgNumType w:start="0"/>
@@ -53992,7 +54163,7 @@
             <w:bCs/>
             <w:noProof/>
           </w:rPr>
-          <w:t>3</w:t>
+          <w:t>31</w:t>
         </w:r>
         <w:r>
           <w:rPr>
@@ -54596,6 +54767,7 @@
   <w:style w:type="character" w:default="1" w:styleId="DefaultParagraphFont">
     <w:name w:val="Default Paragraph Font"/>
     <w:uiPriority w:val="1"/>
+    <w:semiHidden/>
     <w:unhideWhenUsed/>
   </w:style>
   <w:style w:type="table" w:default="1" w:styleId="TableNormal">
@@ -54930,7 +55102,7 @@
     <w:charset w:val="00"/>
     <w:family w:val="roman"/>
     <w:pitch w:val="variable"/>
-    <w:sig w:usb0="E0002AFF" w:usb1="C0007843" w:usb2="00000009" w:usb3="00000000" w:csb0="000001FF" w:csb1="00000000"/>
+    <w:sig w:usb0="E0002EFF" w:usb1="C000785B" w:usb2="00000009" w:usb3="00000000" w:csb0="000001FF" w:csb1="00000000"/>
   </w:font>
   <w:font w:name="Courier New">
     <w:panose1 w:val="02070309020205020404"/>
@@ -54951,14 +55123,14 @@
     <w:charset w:val="00"/>
     <w:family w:val="swiss"/>
     <w:pitch w:val="variable"/>
-    <w:sig w:usb0="A0002AEF" w:usb1="4000207B" w:usb2="00000000" w:usb3="00000000" w:csb0="000001FF" w:csb1="00000000"/>
+    <w:sig w:usb0="E4002EFF" w:usb1="C000247B" w:usb2="00000009" w:usb3="00000000" w:csb0="000001FF" w:csb1="00000000"/>
   </w:font>
   <w:font w:name="Calibri Light">
     <w:panose1 w:val="020F0302020204030204"/>
     <w:charset w:val="00"/>
     <w:family w:val="swiss"/>
     <w:pitch w:val="variable"/>
-    <w:sig w:usb0="A0002AEF" w:usb1="4000207B" w:usb2="00000000" w:usb3="00000000" w:csb0="000001FF" w:csb1="00000000"/>
+    <w:sig w:usb0="E4002EFF" w:usb1="C000247B" w:usb2="00000009" w:usb3="00000000" w:csb0="000001FF" w:csb1="00000000"/>
   </w:font>
 </w:fonts>
 </file>
@@ -54979,6 +55151,7 @@
   <w:rsids>
     <w:rsidRoot w:val="00984DF4"/>
     <w:rsid w:val="00543535"/>
+    <w:rsid w:val="007B5667"/>
     <w:rsid w:val="00984DF4"/>
   </w:rsids>
   <m:mathPr>
